--- a/docs/government-project/03_착수보고서.docx
+++ b/docs/government-project/03_착수보고서.docx
@@ -194,7 +194,7 @@
                 <w:sz w:val="20"/>
                 <w:szCs w:val="20"/>
               </w:rPr>
-              <w:t xml:space="preserve">(주)본로이 (Bonroi)</w:t>
+              <w:t>본로이 (Bonroi)</w:t>
             </w:r>
           </w:p>
         </w:tc>
@@ -2202,7 +2202,7 @@
                 <w:sz w:val="20"/>
                 <w:szCs w:val="20"/>
               </w:rPr>
-              <w:t xml:space="preserve">주관기관: (주)본로이 (Bonroi)</w:t>
+              <w:t>주관기관: 본로이 (Bonroi)</w:t>
             </w:r>
           </w:p>
         </w:tc>
@@ -8374,7 +8374,7 @@
                 <w:sz w:val="18"/>
                 <w:szCs w:val="18"/>
               </w:rPr>
-              <w:t xml:space="preserve">사업계획서, 착수보고서 초안, 플랫폼 라이브 URL (healo.kr)</w:t>
+              <w:t>사업계획서, 착수보고서 초안, 플랫폼 라이브 URL (healwith.co.kr)</w:t>
             </w:r>
           </w:p>
         </w:tc>

--- a/docs/government-project/03_착수보고서.docx
+++ b/docs/government-project/03_착수보고서.docx
@@ -4091,7 +4091,7 @@
                 <w:sz w:val="18"/>
                 <w:szCs w:val="18"/>
               </w:rPr>
-              <w:t xml:space="preserve">시범 환자 모집 (목표 10건 유치), 코디네이터 인력 투입, 면력한방병원 화상 협진 시작</w:t>
+              <w:t>시범 환자 모집 (목표 12건 유치), 코디네이터 인력 투입, 면력한방병원 화상 협진 시작</w:t>
             </w:r>
           </w:p>
         </w:tc>
@@ -4293,7 +4293,7 @@
                 <w:sz w:val="18"/>
                 <w:szCs w:val="18"/>
               </w:rPr>
-              <w:t xml:space="preserve">상담 80건 달성 목표 추진, 만족도 조사 1차 시행, 운영 최적화</w:t>
+              <w:t>사전상담·사후관리 120건 달성 목표 추진, 만족도 조사 1차 시행, 운영 최적화</w:t>
             </w:r>
           </w:p>
         </w:tc>
@@ -6442,18 +6442,15 @@
             </w:tcMar>
           </w:tcPr>
           <w:p>
-            <w:pPr>
-              <w:jc w:val="center"/>
-            </w:pPr>
-            <w:r>
-              <w:rPr>
-                <w:rFonts w:ascii="맑은 고딕" w:cs="맑은 고딕" w:eastAsia="맑은 고딕" w:hAnsi="맑은 고딕"/>
-                <w:b w:val="false"/>
-                <w:bCs w:val="false"/>
-                <w:sz w:val="18"/>
-                <w:szCs w:val="18"/>
-              </w:rPr>
-              <w:t xml:space="preserve">10건 이상</w:t>
+            <w:r/>
+            <w:r>
+              <w:rPr>
+                <w:rFonts w:ascii="맑은 고딕" w:hAnsi="맑은 고딕"/>
+                <w:b w:val="0"/>
+                <w:sz w:val="18"/>
+                <w:rFonts w:eastAsia="맑은 고딕"/>
+              </w:rPr>
+              <w:t>12건 이상</w:t>
             </w:r>
           </w:p>
         </w:tc>
@@ -6576,6 +6573,167 @@
             </w:tcMar>
           </w:tcPr>
           <w:p>
+            <w:r/>
+            <w:r>
+              <w:rPr>
+                <w:rFonts w:ascii="맑은 고딕" w:hAnsi="맑은 고딕"/>
+                <w:b w:val="0"/>
+                <w:sz w:val="18"/>
+                <w:rFonts w:eastAsia="맑은 고딕"/>
+              </w:rPr>
+              <w:t>사전상담·사후관리 건수</w:t>
+            </w:r>
+          </w:p>
+        </w:tc>
+        <w:tc>
+          <w:tcPr>
+            <w:tcW w:type="dxa" w:w="1500"/>
+            <w:tcBorders>
+              <w:top w:val="single" w:color="CCCCCC" w:sz="1"/>
+              <w:left w:val="single" w:color="CCCCCC" w:sz="1"/>
+              <w:bottom w:val="single" w:color="CCCCCC" w:sz="1"/>
+              <w:right w:val="single" w:color="CCCCCC" w:sz="1"/>
+            </w:tcBorders>
+            <w:shd w:fill="FFFFFF" w:val="clear"/>
+            <w:tcMar>
+              <w:top w:type="dxa" w:w="80"/>
+              <w:left w:type="dxa" w:w="120"/>
+              <w:bottom w:type="dxa" w:w="80"/>
+              <w:right w:type="dxa" w:w="120"/>
+            </w:tcMar>
+          </w:tcPr>
+          <w:p>
+            <w:r/>
+            <w:r>
+              <w:rPr>
+                <w:rFonts w:ascii="맑은 고딕" w:hAnsi="맑은 고딕"/>
+                <w:b w:val="0"/>
+                <w:sz w:val="18"/>
+                <w:rFonts w:eastAsia="맑은 고딕"/>
+              </w:rPr>
+              <w:t>120건 이상</w:t>
+            </w:r>
+          </w:p>
+        </w:tc>
+        <w:tc>
+          <w:tcPr>
+            <w:tcW w:type="dxa" w:w="1500"/>
+            <w:tcBorders>
+              <w:top w:val="single" w:color="CCCCCC" w:sz="1"/>
+              <w:left w:val="single" w:color="CCCCCC" w:sz="1"/>
+              <w:bottom w:val="single" w:color="CCCCCC" w:sz="1"/>
+              <w:right w:val="single" w:color="CCCCCC" w:sz="1"/>
+            </w:tcBorders>
+            <w:shd w:fill="FFF9C4" w:val="clear"/>
+            <w:tcMar>
+              <w:top w:type="dxa" w:w="80"/>
+              <w:left w:type="dxa" w:w="120"/>
+              <w:bottom w:type="dxa" w:w="80"/>
+              <w:right w:type="dxa" w:w="120"/>
+            </w:tcMar>
+          </w:tcPr>
+          <w:p>
+            <w:pPr>
+              <w:jc w:val="center"/>
+            </w:pPr>
+            <w:r>
+              <w:rPr>
+                <w:rFonts w:ascii="맑은 고딕" w:cs="맑은 고딕" w:eastAsia="맑은 고딕" w:hAnsi="맑은 고딕"/>
+                <w:b w:val="false"/>
+                <w:bCs w:val="false"/>
+                <w:sz w:val="18"/>
+                <w:szCs w:val="18"/>
+              </w:rPr>
+              <w:t xml:space="preserve">0건 [시스템 구축 중]</w:t>
+            </w:r>
+          </w:p>
+        </w:tc>
+        <w:tc>
+          <w:tcPr>
+            <w:tcW w:type="dxa" w:w="2606"/>
+            <w:tcBorders>
+              <w:top w:val="single" w:color="CCCCCC" w:sz="1"/>
+              <w:left w:val="single" w:color="CCCCCC" w:sz="1"/>
+              <w:bottom w:val="single" w:color="CCCCCC" w:sz="1"/>
+              <w:right w:val="single" w:color="CCCCCC" w:sz="1"/>
+            </w:tcBorders>
+            <w:shd w:fill="FFFFFF" w:val="clear"/>
+            <w:tcMar>
+              <w:top w:type="dxa" w:w="80"/>
+              <w:left w:type="dxa" w:w="120"/>
+              <w:bottom w:type="dxa" w:w="80"/>
+              <w:right w:type="dxa" w:w="120"/>
+            </w:tcMar>
+          </w:tcPr>
+          <w:p>
+            <w:pPr>
+              <w:jc w:val="left"/>
+            </w:pPr>
+            <w:r>
+              <w:rPr>
+                <w:rFonts w:ascii="맑은 고딕" w:cs="맑은 고딕" w:eastAsia="맑은 고딕" w:hAnsi="맑은 고딕"/>
+                <w:b w:val="false"/>
+                <w:bCs w:val="false"/>
+                <w:sz w:val="18"/>
+                <w:szCs w:val="18"/>
+              </w:rPr>
+              <w:t xml:space="preserve">시스템 완성 후 9~10월 집중 달성 계획</w:t>
+            </w:r>
+          </w:p>
+        </w:tc>
+      </w:tr>
+      <w:tr>
+        <w:tc>
+          <w:tcPr>
+            <w:tcW w:type="dxa" w:w="400"/>
+            <w:tcBorders>
+              <w:top w:val="single" w:color="CCCCCC" w:sz="1"/>
+              <w:left w:val="single" w:color="CCCCCC" w:sz="1"/>
+              <w:bottom w:val="single" w:color="CCCCCC" w:sz="1"/>
+              <w:right w:val="single" w:color="CCCCCC" w:sz="1"/>
+            </w:tcBorders>
+            <w:shd w:fill="FFFFFF" w:val="clear"/>
+            <w:tcMar>
+              <w:top w:type="dxa" w:w="80"/>
+              <w:left w:type="dxa" w:w="120"/>
+              <w:bottom w:type="dxa" w:w="80"/>
+              <w:right w:type="dxa" w:w="120"/>
+            </w:tcMar>
+          </w:tcPr>
+          <w:p>
+            <w:pPr>
+              <w:jc w:val="left"/>
+            </w:pPr>
+            <w:r>
+              <w:rPr>
+                <w:rFonts w:ascii="맑은 고딕" w:cs="맑은 고딕" w:eastAsia="맑은 고딕" w:hAnsi="맑은 고딕"/>
+                <w:b w:val="false"/>
+                <w:bCs w:val="false"/>
+                <w:sz w:val="18"/>
+                <w:szCs w:val="18"/>
+              </w:rPr>
+              <w:t xml:space="preserve">K-03</w:t>
+            </w:r>
+          </w:p>
+        </w:tc>
+        <w:tc>
+          <w:tcPr>
+            <w:tcW w:type="dxa" w:w="2500"/>
+            <w:tcBorders>
+              <w:top w:val="single" w:color="CCCCCC" w:sz="1"/>
+              <w:left w:val="single" w:color="CCCCCC" w:sz="1"/>
+              <w:bottom w:val="single" w:color="CCCCCC" w:sz="1"/>
+              <w:right w:val="single" w:color="CCCCCC" w:sz="1"/>
+            </w:tcBorders>
+            <w:shd w:fill="FFFFFF" w:val="clear"/>
+            <w:tcMar>
+              <w:top w:type="dxa" w:w="80"/>
+              <w:left w:type="dxa" w:w="120"/>
+              <w:bottom w:type="dxa" w:w="80"/>
+              <w:right w:type="dxa" w:w="120"/>
+            </w:tcMar>
+          </w:tcPr>
+          <w:p>
             <w:pPr>
               <w:jc w:val="left"/>
             </w:pPr>
@@ -6587,7 +6745,7 @@
                 <w:sz w:val="18"/>
                 <w:szCs w:val="18"/>
               </w:rPr>
-              <w:t xml:space="preserve">원격 상담 건수</w:t>
+              <w:t xml:space="preserve">서비스 만족도</w:t>
             </w:r>
           </w:p>
         </w:tc>
@@ -6609,185 +6767,15 @@
             </w:tcMar>
           </w:tcPr>
           <w:p>
-            <w:pPr>
-              <w:jc w:val="center"/>
-            </w:pPr>
-            <w:r>
-              <w:rPr>
-                <w:rFonts w:ascii="맑은 고딕" w:cs="맑은 고딕" w:eastAsia="맑은 고딕" w:hAnsi="맑은 고딕"/>
-                <w:b w:val="false"/>
-                <w:bCs w:val="false"/>
-                <w:sz w:val="18"/>
-                <w:szCs w:val="18"/>
-              </w:rPr>
-              <w:t xml:space="preserve">80건 이상</w:t>
-            </w:r>
-          </w:p>
-        </w:tc>
-        <w:tc>
-          <w:tcPr>
-            <w:tcW w:type="dxa" w:w="1500"/>
-            <w:tcBorders>
-              <w:top w:val="single" w:color="CCCCCC" w:sz="1"/>
-              <w:left w:val="single" w:color="CCCCCC" w:sz="1"/>
-              <w:bottom w:val="single" w:color="CCCCCC" w:sz="1"/>
-              <w:right w:val="single" w:color="CCCCCC" w:sz="1"/>
-            </w:tcBorders>
-            <w:shd w:fill="FFF9C4" w:val="clear"/>
-            <w:tcMar>
-              <w:top w:type="dxa" w:w="80"/>
-              <w:left w:type="dxa" w:w="120"/>
-              <w:bottom w:type="dxa" w:w="80"/>
-              <w:right w:type="dxa" w:w="120"/>
-            </w:tcMar>
-          </w:tcPr>
-          <w:p>
-            <w:pPr>
-              <w:jc w:val="center"/>
-            </w:pPr>
-            <w:r>
-              <w:rPr>
-                <w:rFonts w:ascii="맑은 고딕" w:cs="맑은 고딕" w:eastAsia="맑은 고딕" w:hAnsi="맑은 고딕"/>
-                <w:b w:val="false"/>
-                <w:bCs w:val="false"/>
-                <w:sz w:val="18"/>
-                <w:szCs w:val="18"/>
-              </w:rPr>
-              <w:t xml:space="preserve">0건 [시스템 구축 중]</w:t>
-            </w:r>
-          </w:p>
-        </w:tc>
-        <w:tc>
-          <w:tcPr>
-            <w:tcW w:type="dxa" w:w="2606"/>
-            <w:tcBorders>
-              <w:top w:val="single" w:color="CCCCCC" w:sz="1"/>
-              <w:left w:val="single" w:color="CCCCCC" w:sz="1"/>
-              <w:bottom w:val="single" w:color="CCCCCC" w:sz="1"/>
-              <w:right w:val="single" w:color="CCCCCC" w:sz="1"/>
-            </w:tcBorders>
-            <w:shd w:fill="FFFFFF" w:val="clear"/>
-            <w:tcMar>
-              <w:top w:type="dxa" w:w="80"/>
-              <w:left w:type="dxa" w:w="120"/>
-              <w:bottom w:type="dxa" w:w="80"/>
-              <w:right w:type="dxa" w:w="120"/>
-            </w:tcMar>
-          </w:tcPr>
-          <w:p>
-            <w:pPr>
-              <w:jc w:val="left"/>
-            </w:pPr>
-            <w:r>
-              <w:rPr>
-                <w:rFonts w:ascii="맑은 고딕" w:cs="맑은 고딕" w:eastAsia="맑은 고딕" w:hAnsi="맑은 고딕"/>
-                <w:b w:val="false"/>
-                <w:bCs w:val="false"/>
-                <w:sz w:val="18"/>
-                <w:szCs w:val="18"/>
-              </w:rPr>
-              <w:t xml:space="preserve">시스템 완성 후 9~10월 집중 달성 계획</w:t>
-            </w:r>
-          </w:p>
-        </w:tc>
-      </w:tr>
-      <w:tr>
-        <w:tc>
-          <w:tcPr>
-            <w:tcW w:type="dxa" w:w="400"/>
-            <w:tcBorders>
-              <w:top w:val="single" w:color="CCCCCC" w:sz="1"/>
-              <w:left w:val="single" w:color="CCCCCC" w:sz="1"/>
-              <w:bottom w:val="single" w:color="CCCCCC" w:sz="1"/>
-              <w:right w:val="single" w:color="CCCCCC" w:sz="1"/>
-            </w:tcBorders>
-            <w:shd w:fill="FFFFFF" w:val="clear"/>
-            <w:tcMar>
-              <w:top w:type="dxa" w:w="80"/>
-              <w:left w:type="dxa" w:w="120"/>
-              <w:bottom w:type="dxa" w:w="80"/>
-              <w:right w:type="dxa" w:w="120"/>
-            </w:tcMar>
-          </w:tcPr>
-          <w:p>
-            <w:pPr>
-              <w:jc w:val="left"/>
-            </w:pPr>
-            <w:r>
-              <w:rPr>
-                <w:rFonts w:ascii="맑은 고딕" w:cs="맑은 고딕" w:eastAsia="맑은 고딕" w:hAnsi="맑은 고딕"/>
-                <w:b w:val="false"/>
-                <w:bCs w:val="false"/>
-                <w:sz w:val="18"/>
-                <w:szCs w:val="18"/>
-              </w:rPr>
-              <w:t xml:space="preserve">K-03</w:t>
-            </w:r>
-          </w:p>
-        </w:tc>
-        <w:tc>
-          <w:tcPr>
-            <w:tcW w:type="dxa" w:w="2500"/>
-            <w:tcBorders>
-              <w:top w:val="single" w:color="CCCCCC" w:sz="1"/>
-              <w:left w:val="single" w:color="CCCCCC" w:sz="1"/>
-              <w:bottom w:val="single" w:color="CCCCCC" w:sz="1"/>
-              <w:right w:val="single" w:color="CCCCCC" w:sz="1"/>
-            </w:tcBorders>
-            <w:shd w:fill="FFFFFF" w:val="clear"/>
-            <w:tcMar>
-              <w:top w:type="dxa" w:w="80"/>
-              <w:left w:type="dxa" w:w="120"/>
-              <w:bottom w:type="dxa" w:w="80"/>
-              <w:right w:type="dxa" w:w="120"/>
-            </w:tcMar>
-          </w:tcPr>
-          <w:p>
-            <w:pPr>
-              <w:jc w:val="left"/>
-            </w:pPr>
-            <w:r>
-              <w:rPr>
-                <w:rFonts w:ascii="맑은 고딕" w:cs="맑은 고딕" w:eastAsia="맑은 고딕" w:hAnsi="맑은 고딕"/>
-                <w:b/>
-                <w:bCs/>
-                <w:sz w:val="18"/>
-                <w:szCs w:val="18"/>
-              </w:rPr>
-              <w:t xml:space="preserve">서비스 만족도</w:t>
-            </w:r>
-          </w:p>
-        </w:tc>
-        <w:tc>
-          <w:tcPr>
-            <w:tcW w:type="dxa" w:w="1500"/>
-            <w:tcBorders>
-              <w:top w:val="single" w:color="CCCCCC" w:sz="1"/>
-              <w:left w:val="single" w:color="CCCCCC" w:sz="1"/>
-              <w:bottom w:val="single" w:color="CCCCCC" w:sz="1"/>
-              <w:right w:val="single" w:color="CCCCCC" w:sz="1"/>
-            </w:tcBorders>
-            <w:shd w:fill="FFFFFF" w:val="clear"/>
-            <w:tcMar>
-              <w:top w:type="dxa" w:w="80"/>
-              <w:left w:type="dxa" w:w="120"/>
-              <w:bottom w:type="dxa" w:w="80"/>
-              <w:right w:type="dxa" w:w="120"/>
-            </w:tcMar>
-          </w:tcPr>
-          <w:p>
-            <w:pPr>
-              <w:jc w:val="center"/>
-            </w:pPr>
-            <w:r>
-              <w:rPr>
-                <w:rFonts w:ascii="맑은 고딕" w:cs="맑은 고딕" w:eastAsia="맑은 고딕" w:hAnsi="맑은 고딕"/>
-                <w:b w:val="false"/>
-                <w:bCs w:val="false"/>
-                <w:sz w:val="18"/>
-                <w:szCs w:val="18"/>
-              </w:rPr>
-              <w:t xml:space="preserve">80점 이상 (100점)</w:t>
+            <w:r/>
+            <w:r>
+              <w:rPr>
+                <w:rFonts w:ascii="맑은 고딕" w:hAnsi="맑은 고딕"/>
+                <w:b w:val="0"/>
+                <w:sz w:val="18"/>
+                <w:rFonts w:eastAsia="맑은 고딕"/>
+              </w:rPr>
+              <w:t>90점 이상 (100점)</w:t>
             </w:r>
           </w:p>
         </w:tc>
@@ -8448,7 +8436,7 @@
           <w:sz w:val="20"/>
           <w:szCs w:val="20"/>
         </w:rPr>
-        <w:t xml:space="preserve">KPI 목표치 확인: 유치 10건, 상담 80건, 만족도 80점</w:t>
+        <w:t>KPI 목표치 확인: 유치 12건, 사전상담·사후관리 120건, 만족도 90점</w:t>
       </w:r>
     </w:p>
     <w:p>

--- a/docs/government-project/03_착수보고서.docx
+++ b/docs/government-project/03_착수보고서.docx
@@ -194,7 +194,7 @@
                 <w:sz w:val="20"/>
                 <w:szCs w:val="20"/>
               </w:rPr>
-              <w:t xml:space="preserve">(주)본로이 (Bonroi)</w:t>
+              <w:t>본로이 (Bonroi)</w:t>
             </w:r>
           </w:p>
         </w:tc>
@@ -2202,7 +2202,7 @@
                 <w:sz w:val="20"/>
                 <w:szCs w:val="20"/>
               </w:rPr>
-              <w:t xml:space="preserve">주관기관: (주)본로이 (Bonroi)</w:t>
+              <w:t>주관기관: 본로이 (Bonroi)</w:t>
             </w:r>
           </w:p>
         </w:tc>
@@ -4091,7 +4091,7 @@
                 <w:sz w:val="18"/>
                 <w:szCs w:val="18"/>
               </w:rPr>
-              <w:t xml:space="preserve">시범 환자 모집 (목표 10건 유치), 코디네이터 인력 투입, 면력한방병원 화상 협진 시작</w:t>
+              <w:t>시범 환자 모집 (목표 12건 유치), 코디네이터 인력 투입, 면력한방병원 화상 협진 시작</w:t>
             </w:r>
           </w:p>
         </w:tc>
@@ -4293,7 +4293,7 @@
                 <w:sz w:val="18"/>
                 <w:szCs w:val="18"/>
               </w:rPr>
-              <w:t xml:space="preserve">상담 80건 달성 목표 추진, 만족도 조사 1차 시행, 운영 최적화</w:t>
+              <w:t>사전상담·사후관리 120건 달성 목표 추진, 만족도 조사 1차 시행, 운영 최적화</w:t>
             </w:r>
           </w:p>
         </w:tc>
@@ -6442,18 +6442,15 @@
             </w:tcMar>
           </w:tcPr>
           <w:p>
-            <w:pPr>
-              <w:jc w:val="center"/>
-            </w:pPr>
-            <w:r>
-              <w:rPr>
-                <w:rFonts w:ascii="맑은 고딕" w:cs="맑은 고딕" w:eastAsia="맑은 고딕" w:hAnsi="맑은 고딕"/>
-                <w:b w:val="false"/>
-                <w:bCs w:val="false"/>
-                <w:sz w:val="18"/>
-                <w:szCs w:val="18"/>
-              </w:rPr>
-              <w:t xml:space="preserve">10건 이상</w:t>
+            <w:r/>
+            <w:r>
+              <w:rPr>
+                <w:rFonts w:ascii="맑은 고딕" w:hAnsi="맑은 고딕"/>
+                <w:b w:val="0"/>
+                <w:sz w:val="18"/>
+                <w:rFonts w:eastAsia="맑은 고딕"/>
+              </w:rPr>
+              <w:t>12건 이상</w:t>
             </w:r>
           </w:p>
         </w:tc>
@@ -6576,6 +6573,167 @@
             </w:tcMar>
           </w:tcPr>
           <w:p>
+            <w:r/>
+            <w:r>
+              <w:rPr>
+                <w:rFonts w:ascii="맑은 고딕" w:hAnsi="맑은 고딕"/>
+                <w:b w:val="0"/>
+                <w:sz w:val="18"/>
+                <w:rFonts w:eastAsia="맑은 고딕"/>
+              </w:rPr>
+              <w:t>사전상담·사후관리 건수</w:t>
+            </w:r>
+          </w:p>
+        </w:tc>
+        <w:tc>
+          <w:tcPr>
+            <w:tcW w:type="dxa" w:w="1500"/>
+            <w:tcBorders>
+              <w:top w:val="single" w:color="CCCCCC" w:sz="1"/>
+              <w:left w:val="single" w:color="CCCCCC" w:sz="1"/>
+              <w:bottom w:val="single" w:color="CCCCCC" w:sz="1"/>
+              <w:right w:val="single" w:color="CCCCCC" w:sz="1"/>
+            </w:tcBorders>
+            <w:shd w:fill="FFFFFF" w:val="clear"/>
+            <w:tcMar>
+              <w:top w:type="dxa" w:w="80"/>
+              <w:left w:type="dxa" w:w="120"/>
+              <w:bottom w:type="dxa" w:w="80"/>
+              <w:right w:type="dxa" w:w="120"/>
+            </w:tcMar>
+          </w:tcPr>
+          <w:p>
+            <w:r/>
+            <w:r>
+              <w:rPr>
+                <w:rFonts w:ascii="맑은 고딕" w:hAnsi="맑은 고딕"/>
+                <w:b w:val="0"/>
+                <w:sz w:val="18"/>
+                <w:rFonts w:eastAsia="맑은 고딕"/>
+              </w:rPr>
+              <w:t>120건 이상</w:t>
+            </w:r>
+          </w:p>
+        </w:tc>
+        <w:tc>
+          <w:tcPr>
+            <w:tcW w:type="dxa" w:w="1500"/>
+            <w:tcBorders>
+              <w:top w:val="single" w:color="CCCCCC" w:sz="1"/>
+              <w:left w:val="single" w:color="CCCCCC" w:sz="1"/>
+              <w:bottom w:val="single" w:color="CCCCCC" w:sz="1"/>
+              <w:right w:val="single" w:color="CCCCCC" w:sz="1"/>
+            </w:tcBorders>
+            <w:shd w:fill="FFF9C4" w:val="clear"/>
+            <w:tcMar>
+              <w:top w:type="dxa" w:w="80"/>
+              <w:left w:type="dxa" w:w="120"/>
+              <w:bottom w:type="dxa" w:w="80"/>
+              <w:right w:type="dxa" w:w="120"/>
+            </w:tcMar>
+          </w:tcPr>
+          <w:p>
+            <w:pPr>
+              <w:jc w:val="center"/>
+            </w:pPr>
+            <w:r>
+              <w:rPr>
+                <w:rFonts w:ascii="맑은 고딕" w:cs="맑은 고딕" w:eastAsia="맑은 고딕" w:hAnsi="맑은 고딕"/>
+                <w:b w:val="false"/>
+                <w:bCs w:val="false"/>
+                <w:sz w:val="18"/>
+                <w:szCs w:val="18"/>
+              </w:rPr>
+              <w:t xml:space="preserve">0건 [시스템 구축 중]</w:t>
+            </w:r>
+          </w:p>
+        </w:tc>
+        <w:tc>
+          <w:tcPr>
+            <w:tcW w:type="dxa" w:w="2606"/>
+            <w:tcBorders>
+              <w:top w:val="single" w:color="CCCCCC" w:sz="1"/>
+              <w:left w:val="single" w:color="CCCCCC" w:sz="1"/>
+              <w:bottom w:val="single" w:color="CCCCCC" w:sz="1"/>
+              <w:right w:val="single" w:color="CCCCCC" w:sz="1"/>
+            </w:tcBorders>
+            <w:shd w:fill="FFFFFF" w:val="clear"/>
+            <w:tcMar>
+              <w:top w:type="dxa" w:w="80"/>
+              <w:left w:type="dxa" w:w="120"/>
+              <w:bottom w:type="dxa" w:w="80"/>
+              <w:right w:type="dxa" w:w="120"/>
+            </w:tcMar>
+          </w:tcPr>
+          <w:p>
+            <w:pPr>
+              <w:jc w:val="left"/>
+            </w:pPr>
+            <w:r>
+              <w:rPr>
+                <w:rFonts w:ascii="맑은 고딕" w:cs="맑은 고딕" w:eastAsia="맑은 고딕" w:hAnsi="맑은 고딕"/>
+                <w:b w:val="false"/>
+                <w:bCs w:val="false"/>
+                <w:sz w:val="18"/>
+                <w:szCs w:val="18"/>
+              </w:rPr>
+              <w:t xml:space="preserve">시스템 완성 후 9~10월 집중 달성 계획</w:t>
+            </w:r>
+          </w:p>
+        </w:tc>
+      </w:tr>
+      <w:tr>
+        <w:tc>
+          <w:tcPr>
+            <w:tcW w:type="dxa" w:w="400"/>
+            <w:tcBorders>
+              <w:top w:val="single" w:color="CCCCCC" w:sz="1"/>
+              <w:left w:val="single" w:color="CCCCCC" w:sz="1"/>
+              <w:bottom w:val="single" w:color="CCCCCC" w:sz="1"/>
+              <w:right w:val="single" w:color="CCCCCC" w:sz="1"/>
+            </w:tcBorders>
+            <w:shd w:fill="FFFFFF" w:val="clear"/>
+            <w:tcMar>
+              <w:top w:type="dxa" w:w="80"/>
+              <w:left w:type="dxa" w:w="120"/>
+              <w:bottom w:type="dxa" w:w="80"/>
+              <w:right w:type="dxa" w:w="120"/>
+            </w:tcMar>
+          </w:tcPr>
+          <w:p>
+            <w:pPr>
+              <w:jc w:val="left"/>
+            </w:pPr>
+            <w:r>
+              <w:rPr>
+                <w:rFonts w:ascii="맑은 고딕" w:cs="맑은 고딕" w:eastAsia="맑은 고딕" w:hAnsi="맑은 고딕"/>
+                <w:b w:val="false"/>
+                <w:bCs w:val="false"/>
+                <w:sz w:val="18"/>
+                <w:szCs w:val="18"/>
+              </w:rPr>
+              <w:t xml:space="preserve">K-03</w:t>
+            </w:r>
+          </w:p>
+        </w:tc>
+        <w:tc>
+          <w:tcPr>
+            <w:tcW w:type="dxa" w:w="2500"/>
+            <w:tcBorders>
+              <w:top w:val="single" w:color="CCCCCC" w:sz="1"/>
+              <w:left w:val="single" w:color="CCCCCC" w:sz="1"/>
+              <w:bottom w:val="single" w:color="CCCCCC" w:sz="1"/>
+              <w:right w:val="single" w:color="CCCCCC" w:sz="1"/>
+            </w:tcBorders>
+            <w:shd w:fill="FFFFFF" w:val="clear"/>
+            <w:tcMar>
+              <w:top w:type="dxa" w:w="80"/>
+              <w:left w:type="dxa" w:w="120"/>
+              <w:bottom w:type="dxa" w:w="80"/>
+              <w:right w:type="dxa" w:w="120"/>
+            </w:tcMar>
+          </w:tcPr>
+          <w:p>
             <w:pPr>
               <w:jc w:val="left"/>
             </w:pPr>
@@ -6587,7 +6745,7 @@
                 <w:sz w:val="18"/>
                 <w:szCs w:val="18"/>
               </w:rPr>
-              <w:t xml:space="preserve">원격 상담 건수</w:t>
+              <w:t xml:space="preserve">서비스 만족도</w:t>
             </w:r>
           </w:p>
         </w:tc>
@@ -6609,185 +6767,15 @@
             </w:tcMar>
           </w:tcPr>
           <w:p>
-            <w:pPr>
-              <w:jc w:val="center"/>
-            </w:pPr>
-            <w:r>
-              <w:rPr>
-                <w:rFonts w:ascii="맑은 고딕" w:cs="맑은 고딕" w:eastAsia="맑은 고딕" w:hAnsi="맑은 고딕"/>
-                <w:b w:val="false"/>
-                <w:bCs w:val="false"/>
-                <w:sz w:val="18"/>
-                <w:szCs w:val="18"/>
-              </w:rPr>
-              <w:t xml:space="preserve">80건 이상</w:t>
-            </w:r>
-          </w:p>
-        </w:tc>
-        <w:tc>
-          <w:tcPr>
-            <w:tcW w:type="dxa" w:w="1500"/>
-            <w:tcBorders>
-              <w:top w:val="single" w:color="CCCCCC" w:sz="1"/>
-              <w:left w:val="single" w:color="CCCCCC" w:sz="1"/>
-              <w:bottom w:val="single" w:color="CCCCCC" w:sz="1"/>
-              <w:right w:val="single" w:color="CCCCCC" w:sz="1"/>
-            </w:tcBorders>
-            <w:shd w:fill="FFF9C4" w:val="clear"/>
-            <w:tcMar>
-              <w:top w:type="dxa" w:w="80"/>
-              <w:left w:type="dxa" w:w="120"/>
-              <w:bottom w:type="dxa" w:w="80"/>
-              <w:right w:type="dxa" w:w="120"/>
-            </w:tcMar>
-          </w:tcPr>
-          <w:p>
-            <w:pPr>
-              <w:jc w:val="center"/>
-            </w:pPr>
-            <w:r>
-              <w:rPr>
-                <w:rFonts w:ascii="맑은 고딕" w:cs="맑은 고딕" w:eastAsia="맑은 고딕" w:hAnsi="맑은 고딕"/>
-                <w:b w:val="false"/>
-                <w:bCs w:val="false"/>
-                <w:sz w:val="18"/>
-                <w:szCs w:val="18"/>
-              </w:rPr>
-              <w:t xml:space="preserve">0건 [시스템 구축 중]</w:t>
-            </w:r>
-          </w:p>
-        </w:tc>
-        <w:tc>
-          <w:tcPr>
-            <w:tcW w:type="dxa" w:w="2606"/>
-            <w:tcBorders>
-              <w:top w:val="single" w:color="CCCCCC" w:sz="1"/>
-              <w:left w:val="single" w:color="CCCCCC" w:sz="1"/>
-              <w:bottom w:val="single" w:color="CCCCCC" w:sz="1"/>
-              <w:right w:val="single" w:color="CCCCCC" w:sz="1"/>
-            </w:tcBorders>
-            <w:shd w:fill="FFFFFF" w:val="clear"/>
-            <w:tcMar>
-              <w:top w:type="dxa" w:w="80"/>
-              <w:left w:type="dxa" w:w="120"/>
-              <w:bottom w:type="dxa" w:w="80"/>
-              <w:right w:type="dxa" w:w="120"/>
-            </w:tcMar>
-          </w:tcPr>
-          <w:p>
-            <w:pPr>
-              <w:jc w:val="left"/>
-            </w:pPr>
-            <w:r>
-              <w:rPr>
-                <w:rFonts w:ascii="맑은 고딕" w:cs="맑은 고딕" w:eastAsia="맑은 고딕" w:hAnsi="맑은 고딕"/>
-                <w:b w:val="false"/>
-                <w:bCs w:val="false"/>
-                <w:sz w:val="18"/>
-                <w:szCs w:val="18"/>
-              </w:rPr>
-              <w:t xml:space="preserve">시스템 완성 후 9~10월 집중 달성 계획</w:t>
-            </w:r>
-          </w:p>
-        </w:tc>
-      </w:tr>
-      <w:tr>
-        <w:tc>
-          <w:tcPr>
-            <w:tcW w:type="dxa" w:w="400"/>
-            <w:tcBorders>
-              <w:top w:val="single" w:color="CCCCCC" w:sz="1"/>
-              <w:left w:val="single" w:color="CCCCCC" w:sz="1"/>
-              <w:bottom w:val="single" w:color="CCCCCC" w:sz="1"/>
-              <w:right w:val="single" w:color="CCCCCC" w:sz="1"/>
-            </w:tcBorders>
-            <w:shd w:fill="FFFFFF" w:val="clear"/>
-            <w:tcMar>
-              <w:top w:type="dxa" w:w="80"/>
-              <w:left w:type="dxa" w:w="120"/>
-              <w:bottom w:type="dxa" w:w="80"/>
-              <w:right w:type="dxa" w:w="120"/>
-            </w:tcMar>
-          </w:tcPr>
-          <w:p>
-            <w:pPr>
-              <w:jc w:val="left"/>
-            </w:pPr>
-            <w:r>
-              <w:rPr>
-                <w:rFonts w:ascii="맑은 고딕" w:cs="맑은 고딕" w:eastAsia="맑은 고딕" w:hAnsi="맑은 고딕"/>
-                <w:b w:val="false"/>
-                <w:bCs w:val="false"/>
-                <w:sz w:val="18"/>
-                <w:szCs w:val="18"/>
-              </w:rPr>
-              <w:t xml:space="preserve">K-03</w:t>
-            </w:r>
-          </w:p>
-        </w:tc>
-        <w:tc>
-          <w:tcPr>
-            <w:tcW w:type="dxa" w:w="2500"/>
-            <w:tcBorders>
-              <w:top w:val="single" w:color="CCCCCC" w:sz="1"/>
-              <w:left w:val="single" w:color="CCCCCC" w:sz="1"/>
-              <w:bottom w:val="single" w:color="CCCCCC" w:sz="1"/>
-              <w:right w:val="single" w:color="CCCCCC" w:sz="1"/>
-            </w:tcBorders>
-            <w:shd w:fill="FFFFFF" w:val="clear"/>
-            <w:tcMar>
-              <w:top w:type="dxa" w:w="80"/>
-              <w:left w:type="dxa" w:w="120"/>
-              <w:bottom w:type="dxa" w:w="80"/>
-              <w:right w:type="dxa" w:w="120"/>
-            </w:tcMar>
-          </w:tcPr>
-          <w:p>
-            <w:pPr>
-              <w:jc w:val="left"/>
-            </w:pPr>
-            <w:r>
-              <w:rPr>
-                <w:rFonts w:ascii="맑은 고딕" w:cs="맑은 고딕" w:eastAsia="맑은 고딕" w:hAnsi="맑은 고딕"/>
-                <w:b/>
-                <w:bCs/>
-                <w:sz w:val="18"/>
-                <w:szCs w:val="18"/>
-              </w:rPr>
-              <w:t xml:space="preserve">서비스 만족도</w:t>
-            </w:r>
-          </w:p>
-        </w:tc>
-        <w:tc>
-          <w:tcPr>
-            <w:tcW w:type="dxa" w:w="1500"/>
-            <w:tcBorders>
-              <w:top w:val="single" w:color="CCCCCC" w:sz="1"/>
-              <w:left w:val="single" w:color="CCCCCC" w:sz="1"/>
-              <w:bottom w:val="single" w:color="CCCCCC" w:sz="1"/>
-              <w:right w:val="single" w:color="CCCCCC" w:sz="1"/>
-            </w:tcBorders>
-            <w:shd w:fill="FFFFFF" w:val="clear"/>
-            <w:tcMar>
-              <w:top w:type="dxa" w:w="80"/>
-              <w:left w:type="dxa" w:w="120"/>
-              <w:bottom w:type="dxa" w:w="80"/>
-              <w:right w:type="dxa" w:w="120"/>
-            </w:tcMar>
-          </w:tcPr>
-          <w:p>
-            <w:pPr>
-              <w:jc w:val="center"/>
-            </w:pPr>
-            <w:r>
-              <w:rPr>
-                <w:rFonts w:ascii="맑은 고딕" w:cs="맑은 고딕" w:eastAsia="맑은 고딕" w:hAnsi="맑은 고딕"/>
-                <w:b w:val="false"/>
-                <w:bCs w:val="false"/>
-                <w:sz w:val="18"/>
-                <w:szCs w:val="18"/>
-              </w:rPr>
-              <w:t xml:space="preserve">80점 이상 (100점)</w:t>
+            <w:r/>
+            <w:r>
+              <w:rPr>
+                <w:rFonts w:ascii="맑은 고딕" w:hAnsi="맑은 고딕"/>
+                <w:b w:val="0"/>
+                <w:sz w:val="18"/>
+                <w:rFonts w:eastAsia="맑은 고딕"/>
+              </w:rPr>
+              <w:t>90점 이상 (100점)</w:t>
             </w:r>
           </w:p>
         </w:tc>
@@ -8374,7 +8362,7 @@
                 <w:sz w:val="18"/>
                 <w:szCs w:val="18"/>
               </w:rPr>
-              <w:t xml:space="preserve">사업계획서, 착수보고서 초안, 플랫폼 라이브 URL (healo.kr)</w:t>
+              <w:t>사업계획서, 착수보고서 초안, 플랫폼 라이브 URL (healwith.co.kr)</w:t>
             </w:r>
           </w:p>
         </w:tc>
@@ -8448,7 +8436,7 @@
           <w:sz w:val="20"/>
           <w:szCs w:val="20"/>
         </w:rPr>
-        <w:t xml:space="preserve">KPI 목표치 확인: 유치 10건, 상담 80건, 만족도 80점</w:t>
+        <w:t>KPI 목표치 확인: 유치 12건, 사전상담·사후관리 120건, 만족도 90점</w:t>
       </w:r>
     </w:p>
     <w:p>
